--- a/3Lab/ReportLab3_PohoriletsDmytroAM31.docx
+++ b/3Lab/ReportLab3_PohoriletsDmytroAM31.docx
@@ -325,7 +325,7 @@
         <w:rPr>
           <w:sz w:val="28"/>
           <w:szCs w:val="28"/>
-          <w:lang w:val="uk-UA"/>
+          <w:lang w:val="en-US"/>
         </w:rPr>
       </w:pPr>
     </w:p>
@@ -342,16 +342,41 @@
         <w:rPr>
           <w:sz w:val="28"/>
           <w:szCs w:val="28"/>
+          <w:lang w:val="en-US"/>
+        </w:rPr>
+      </w:pPr>
+    </w:p>
+    <w:p>
+      <w:pPr>
+        <w:shd w:val="clear" w:color="auto" w:fill="FFFFFF"/>
+        <w:tabs>
+          <w:tab w:val="left" w:pos="6237"/>
+          <w:tab w:val="right" w:pos="8364"/>
+        </w:tabs>
+        <w:spacing w:before="481" w:after="0" w:line="276" w:lineRule="auto"/>
+        <w:ind w:left="0" w:firstLine="0"/>
+        <w:jc w:val="left"/>
+        <w:rPr>
+          <w:sz w:val="28"/>
+          <w:szCs w:val="28"/>
+          <w:lang w:val="en-US"/>
+        </w:rPr>
+      </w:pPr>
+      <w:r>
+        <w:rPr>
+          <w:sz w:val="28"/>
+          <w:szCs w:val="28"/>
           <w:lang w:val="uk-UA"/>
         </w:rPr>
-      </w:pPr>
+        <w:t>Виконав:</w:t>
+      </w:r>
       <w:r>
         <w:rPr>
           <w:sz w:val="28"/>
           <w:szCs w:val="28"/>
           <w:lang w:val="uk-UA"/>
         </w:rPr>
-        <w:t>Виконав:</w:t>
+        <w:tab/>
       </w:r>
       <w:r>
         <w:rPr>
@@ -359,7 +384,7 @@
           <w:szCs w:val="28"/>
           <w:lang w:val="uk-UA"/>
         </w:rPr>
-        <w:tab/>
+        <w:t>Перевіри</w:t>
       </w:r>
       <w:r>
         <w:rPr>
@@ -367,7 +392,7 @@
           <w:szCs w:val="28"/>
           <w:lang w:val="uk-UA"/>
         </w:rPr>
-        <w:t>Перевіри</w:t>
+        <w:t>в</w:t>
       </w:r>
       <w:r>
         <w:rPr>
@@ -375,7 +400,7 @@
           <w:szCs w:val="28"/>
           <w:lang w:val="uk-UA"/>
         </w:rPr>
-        <w:t>ла:</w:t>
+        <w:t>:</w:t>
       </w:r>
       <w:r>
         <w:rPr>
@@ -527,30 +552,30 @@
         <w:rPr>
           <w:sz w:val="28"/>
           <w:szCs w:val="28"/>
+        </w:rPr>
+        <w:t>Підпис:</w:t>
+      </w:r>
+      <w:r>
+        <w:rPr>
+          <w:sz w:val="28"/>
+          <w:szCs w:val="28"/>
+        </w:rPr>
+        <w:t xml:space="preserve"> </w:t>
+      </w:r>
+      <w:r>
+        <w:rPr>
+          <w:sz w:val="28"/>
+          <w:szCs w:val="28"/>
+        </w:rPr>
+        <w:t>___________</w:t>
+      </w:r>
+      <w:r>
+        <w:rPr>
+          <w:sz w:val="28"/>
+          <w:szCs w:val="28"/>
           <w:lang w:val="uk-UA"/>
         </w:rPr>
-        <w:tab/>
-      </w:r>
-      <w:r>
-        <w:rPr>
-          <w:sz w:val="28"/>
-          <w:szCs w:val="28"/>
-        </w:rPr>
-        <w:t>Підпис:</w:t>
-      </w:r>
-      <w:r>
-        <w:rPr>
-          <w:sz w:val="28"/>
-          <w:szCs w:val="28"/>
-        </w:rPr>
-        <w:t xml:space="preserve"> </w:t>
-      </w:r>
-      <w:r>
-        <w:rPr>
-          <w:sz w:val="28"/>
-          <w:szCs w:val="28"/>
-        </w:rPr>
-        <w:t>___________</w:t>
+        <w:br/>
       </w:r>
       <w:r>
         <w:rPr>
@@ -568,14 +593,57 @@
         </w:rPr>
         <w:br/>
       </w:r>
-      <w:r>
+    </w:p>
+    <w:p>
+      <w:pPr>
+        <w:shd w:val="clear" w:color="auto" w:fill="FFFFFF"/>
+        <w:tabs>
+          <w:tab w:val="left" w:pos="4678"/>
+          <w:tab w:val="right" w:pos="6096"/>
+        </w:tabs>
+        <w:spacing w:before="481" w:after="0" w:line="276" w:lineRule="auto"/>
+        <w:ind w:left="0" w:firstLine="0"/>
+        <w:jc w:val="left"/>
+        <w:rPr>
+          <w:sz w:val="28"/>
+          <w:szCs w:val="28"/>
+          <w:lang w:val="en-US"/>
+        </w:rPr>
+      </w:pPr>
+    </w:p>
+    <w:p>
+      <w:pPr>
+        <w:shd w:val="clear" w:color="auto" w:fill="FFFFFF"/>
+        <w:tabs>
+          <w:tab w:val="left" w:pos="4678"/>
+          <w:tab w:val="right" w:pos="6096"/>
+        </w:tabs>
+        <w:spacing w:before="481" w:after="0" w:line="276" w:lineRule="auto"/>
+        <w:ind w:left="0" w:firstLine="0"/>
+        <w:jc w:val="left"/>
+        <w:rPr>
+          <w:sz w:val="28"/>
+          <w:szCs w:val="28"/>
+          <w:lang w:val="en-US"/>
+        </w:rPr>
+      </w:pPr>
+    </w:p>
+    <w:p>
+      <w:pPr>
+        <w:shd w:val="clear" w:color="auto" w:fill="FFFFFF"/>
+        <w:tabs>
+          <w:tab w:val="left" w:pos="4678"/>
+          <w:tab w:val="right" w:pos="6096"/>
+        </w:tabs>
+        <w:spacing w:before="481" w:after="0" w:line="276" w:lineRule="auto"/>
+        <w:ind w:left="0" w:firstLine="0"/>
+        <w:jc w:val="left"/>
         <w:rPr>
           <w:sz w:val="28"/>
           <w:szCs w:val="28"/>
           <w:lang w:val="uk-UA"/>
         </w:rPr>
-        <w:br/>
-      </w:r>
+      </w:pPr>
       <w:r>
         <w:rPr>
           <w:sz w:val="28"/>
@@ -659,8 +727,47 @@
       <w:pPr>
         <w:pStyle w:val="Body"/>
       </w:pPr>
-      <w:r>
-        <w:t>https://github.com/dmytropohorol/LPNUTesting/tree/main/3Lab</w:t>
+      <w:hyperlink r:id="rId8" w:history="1">
+        <w:r>
+          <w:rPr>
+            <w:rStyle w:val="Hyperlink"/>
+            <w:rFonts w:ascii="Consolas" w:hAnsi="Consolas" w:cs="Consolas"/>
+            <w:noProof/>
+            <w:sz w:val="20"/>
+            <w:szCs w:val="20"/>
+          </w:rPr>
+          <w:t>https://github.com/dmytropohorol/LPNUTesting/tree/main/</w:t>
+        </w:r>
+        <w:r>
+          <w:rPr>
+            <w:rStyle w:val="Hyperlink"/>
+            <w:rFonts w:ascii="Consolas" w:hAnsi="Consolas" w:cs="Consolas"/>
+            <w:noProof/>
+            <w:sz w:val="20"/>
+            <w:szCs w:val="20"/>
+            <w:lang w:val="en-US"/>
+          </w:rPr>
+          <w:t>3</w:t>
+        </w:r>
+        <w:r>
+          <w:rPr>
+            <w:rStyle w:val="Hyperlink"/>
+            <w:rFonts w:ascii="Consolas" w:hAnsi="Consolas" w:cs="Consolas"/>
+            <w:noProof/>
+            <w:sz w:val="20"/>
+            <w:szCs w:val="20"/>
+          </w:rPr>
+          <w:t>Lab</w:t>
+        </w:r>
+      </w:hyperlink>
+      <w:r>
+        <w:rPr>
+          <w:rFonts w:ascii="Consolas" w:hAnsi="Consolas" w:cs="Consolas"/>
+          <w:noProof/>
+          <w:sz w:val="20"/>
+          <w:szCs w:val="20"/>
+        </w:rPr>
+        <w:t xml:space="preserve"> </w:t>
       </w:r>
     </w:p>
     <w:p>
@@ -700,11 +807,40 @@
         <w:pStyle w:val="Body"/>
       </w:pPr>
       <w:r>
-        <w:t xml:space="preserve">RestSharp це бібліотека для платформи .NET, яка складає запит, надсилає його і повертає відповідь у зручному вигляді. Вона сама </w:t>
-      </w:r>
+        <w:t>RestSharp це бібліотека для платформи .NET, яка складає запит, надсилає його і повертає відповідь у зручному вигляді. Вона сама перетворює обʼєкт на JSON перед відправленням і розбирає тіло відповіді назад в обʼєкт.</w:t>
+      </w:r>
+    </w:p>
+    <w:p>
+      <w:pPr>
+        <w:pStyle w:val="Body"/>
+      </w:pPr>
+      <w:r>
+        <w:t>Тестування API відрізняється від Web тестування відсутністю браузера. На екрані перевіряти нема чого, тому тест звіряє код відповіді, вміст тіла та зміну стану на сервері. Прогін через це швидший і стійкіший, бо не залежить від верстки сторінки.</w:t>
+      </w:r>
+    </w:p>
+    <w:p>
+      <w:pPr>
+        <w:pStyle w:val="Body"/>
+      </w:pPr>
+      <w:r>
+        <w:t>Методологія BDD описує поведінку системи звичайною мовою. Опис зберігається у файлі з розширенням feature мовою Gherkin, а SpecFlow зіставляє кожен його рядок з методом у коді. Докладніше підхід розглянуто у попередній роботі.</w:t>
+      </w:r>
+    </w:p>
+    <w:p>
+      <w:pPr>
+        <w:pStyle w:val="Heading1"/>
+      </w:pPr>
       <w:r>
         <w:lastRenderedPageBreak/>
-        <w:t>перетворює обʼєкт на JSON перед відправленням і розбирає тіло відповіді назад в обʼєкт.</w:t>
+        <w:t>Хід роботи</w:t>
+      </w:r>
+    </w:p>
+    <w:p>
+      <w:pPr>
+        <w:pStyle w:val="Heading2"/>
+      </w:pPr>
+      <w:r>
+        <w:t>Обʼєкти тестування</w:t>
       </w:r>
     </w:p>
     <w:p>
@@ -712,38 +848,6 @@
         <w:pStyle w:val="Body"/>
       </w:pPr>
       <w:r>
-        <w:t>Тестування API відрізняється від Web тестування відсутністю браузера. На екрані перевіряти нема чого, тому тест звіряє код відповіді, вміст тіла та зміну стану на сервері. Прогін через це швидший і стійкіший, бо не залежить від верстки сторінки.</w:t>
-      </w:r>
-    </w:p>
-    <w:p>
-      <w:pPr>
-        <w:pStyle w:val="Body"/>
-      </w:pPr>
-      <w:r>
-        <w:t>Методологія BDD описує поведінку системи звичайною мовою. Опис зберігається у файлі з розширенням feature мовою Gherkin, а SpecFlow зіставляє кожен його рядок з методом у коді. Докладніше підхід розглянуто у попередній роботі.</w:t>
-      </w:r>
-    </w:p>
-    <w:p>
-      <w:pPr>
-        <w:pStyle w:val="Heading1"/>
-      </w:pPr>
-      <w:r>
-        <w:t>Хід роботи</w:t>
-      </w:r>
-    </w:p>
-    <w:p>
-      <w:pPr>
-        <w:pStyle w:val="Heading2"/>
-      </w:pPr>
-      <w:r>
-        <w:t>Обʼєкти тестування</w:t>
-      </w:r>
-    </w:p>
-    <w:p>
-      <w:pPr>
-        <w:pStyle w:val="Body"/>
-      </w:pPr>
-      <w:r>
         <w:t>Сервіс restful-booker створений як майданчик для навчання тестуванню API. Він зберігає бронювання готельних номерів і дозволяє створити, прочитати, замінити, частково змінити та видалити запис. Читання відкрите для всіх, запис потребує маркера доступу. Перелік ресурсів наведено на рисунку 1.</w:t>
       </w:r>
     </w:p>
@@ -755,7 +859,6 @@
         <w:rPr>
           <w:noProof/>
         </w:rPr>
-        <w:lastRenderedPageBreak/>
         <w:drawing>
           <wp:inline distT="0" distB="0" distL="0" distR="0" wp14:anchorId="1BC7D07B" wp14:editId="5B95B1DC">
             <wp:extent cx="4932698" cy="2869933"/>
@@ -772,7 +875,7 @@
                     <pic:cNvPicPr/>
                   </pic:nvPicPr>
                   <pic:blipFill>
-                    <a:blip r:embed="rId8"/>
+                    <a:blip r:embed="rId9"/>
                     <a:stretch>
                       <a:fillRect/>
                     </a:stretch>
@@ -1066,8 +1169,24 @@
         <w:pStyle w:val="Heading2"/>
       </w:pPr>
       <w:r>
+        <w:t>Реалізація кроків</w:t>
+      </w:r>
+    </w:p>
+    <w:p>
+      <w:pPr>
+        <w:pStyle w:val="Body"/>
+      </w:pPr>
+      <w:r>
+        <w:t>Кожному рядку сценарію відповідає метод у класах кроків. Стан, який кроки передають один одному, зібрано в обʼєкті ApiContext: остання відповідь, маркер доступу та номер створеного бронювання. Статичних полів немає, тому сценарії не залежать від порядку запуску.</w:t>
+      </w:r>
+    </w:p>
+    <w:p>
+      <w:pPr>
+        <w:pStyle w:val="Body"/>
+      </w:pPr>
+      <w:r>
         <w:lastRenderedPageBreak/>
-        <w:t>Реалізація кроків</w:t>
+        <w:t>Крок перевірки коду відповіді потрібен однаково обом сервісам, тому оголошений один раз у класі CommonSteps. Повторення його у кожному файлі кроків SpecFlow сприйняв би як неоднозначне визначення.</w:t>
       </w:r>
     </w:p>
     <w:p>
@@ -1075,7 +1194,15 @@
         <w:pStyle w:val="Body"/>
       </w:pPr>
       <w:r>
-        <w:t>Кожному рядку сценарію відповідає метод у класах кроків. Стан, який кроки передають один одному, зібрано в обʼєкті ApiContext: остання відповідь, маркер доступу та номер створеного бронювання. Статичних полів немає, тому сценарії не залежать від порядку запуску.</w:t>
+        <w:t>Номер створеного бронювання запамʼятовується у кроці When, бо саме він створює ресурс. Кроки Then лише перевіряють результат і стану сценарію не змінюють.</w:t>
+      </w:r>
+    </w:p>
+    <w:p>
+      <w:pPr>
+        <w:pStyle w:val="Heading2"/>
+      </w:pPr>
+      <w:r>
+        <w:t>Запуск тестів</w:t>
       </w:r>
     </w:p>
     <w:p>
@@ -1083,39 +1210,7 @@
         <w:pStyle w:val="Body"/>
       </w:pPr>
       <w:r>
-        <w:t>Крок перевірки коду відповіді потрібен однаково обом сервісам, тому оголошений один раз у класі CommonSteps. Повторення його у кожному файлі кроків SpecFlow сприйняв би як неоднозначне визначення.</w:t>
-      </w:r>
-    </w:p>
-    <w:p>
-      <w:pPr>
-        <w:pStyle w:val="Body"/>
-      </w:pPr>
-      <w:r>
-        <w:t>Номер створеного бронювання запамʼятовується у кроці When, бо саме він створює ресурс. Кроки Then лише перевіряють результат і стану сценарію не змінюють.</w:t>
-      </w:r>
-    </w:p>
-    <w:p>
-      <w:pPr>
-        <w:pStyle w:val="Body"/>
-      </w:pPr>
-      <w:r>
-        <w:t>Після сценарію хук видаляє створені бронювання, бо сервіс спільний для всіх, хто його використовує. Якщо сценарій упав, той самий хук друкує журнал запитів і відповідей: у звіті прогону лишається сама лише назва кроку.</w:t>
-      </w:r>
-    </w:p>
-    <w:p>
-      <w:pPr>
-        <w:pStyle w:val="Heading2"/>
-      </w:pPr>
-      <w:r>
-        <w:t>Запуск тестів</w:t>
-      </w:r>
-    </w:p>
-    <w:p>
-      <w:pPr>
-        <w:pStyle w:val="Body"/>
-      </w:pPr>
-      <w:r>
-        <w:t>Складання проєкту та прогін виконує скрипт Run-Tests.ps1. Перед запуском він перевіряє доступність обох сервісів, бо вони зовнішні і без мережі тести не працюють. Результат прогону показано у лістингу 2.</w:t>
+        <w:t>Тести запускаються з Visual Studio через Test Explorer або командою dotnet test. Результат прогону показано у лістингу 2.</w:t>
       </w:r>
     </w:p>
     <w:p>
@@ -1123,7 +1218,6 @@
         <w:pStyle w:val="TabCaption"/>
       </w:pPr>
       <w:r>
-        <w:lastRenderedPageBreak/>
         <w:t xml:space="preserve">Лістинг </w:t>
       </w:r>
       <w:r>
@@ -1471,6 +1565,7 @@
         <w:pStyle w:val="Body"/>
       </w:pPr>
       <w:r>
+        <w:lastRenderedPageBreak/>
         <w:t>Перше завдання перевіряє життєвий цикл бронювання, появу запису у загальному списку та у вибірці за іменем клієнта і часткову зміну окремого поля. Окремо перевірено відмови: читання відсутнього запису, створення з неповним тілом, запис у відсутній ресурс.</w:t>
       </w:r>
     </w:p>
@@ -1479,11 +1574,80 @@
         <w:pStyle w:val="Body"/>
       </w:pPr>
       <w:r>
-        <w:t xml:space="preserve">Доступ до запису перевіряють сценарії авторизації. Правильні облікові дані дають маркер на 15 символів, неправильний пароль і </w:t>
-      </w:r>
+        <w:t>Доступ до запису перевіряють сценарії авторизації. Правильні облікові дані дають маркер на 15 символів, неправильний пароль і невідомий користувач не дають нічого, а заміна, зміна та видалення без маркера не проходять і запису не змінюють.</w:t>
+      </w:r>
+    </w:p>
+    <w:p>
+      <w:pPr>
+        <w:pStyle w:val="Body"/>
+      </w:pPr>
+      <w:r>
+        <w:t>Друге завдання перевіряє поточну погоду, довжину прогнозу, автоматичний часовий пояс та одиниці температури. Межі допустимих значень перевірено аналізом граничних значень: широта 90 і мінус 90 та довгота 180 приймаються, а 91, мінус 91 і 181 відхиляються з поясненням причини. Так само прогноз на 16 днів приймається, а на 17 відхиляється.</w:t>
+      </w:r>
+    </w:p>
+    <w:p>
+      <w:pPr>
+        <w:pStyle w:val="Body"/>
+      </w:pPr>
+      <w:r>
+        <w:t>У кожному сценарії з таблицею змінюється рівно один параметр, решта умов стала. Так падіння одразу вказує на причину, а набір не містить повторів тих самих перевірок.</w:t>
+      </w:r>
+    </w:p>
+    <w:p>
+      <w:pPr>
+        <w:pStyle w:val="Body"/>
+      </w:pPr>
+      <w:r>
+        <w:t>Щоб переконатися, що тести справді перевіряють поведінку, у набір внесено дві навмисні помилки: змінено очікуваний часовий пояс і замінено метод PATCH на PUT. Прогін дав рівно два падіння саме у тих сценаріях, яких ці зміни стосуються. Після повернення вихідного стану всі тести знову пройшли.</w:t>
+      </w:r>
+    </w:p>
+    <w:p>
+      <w:pPr>
+        <w:pStyle w:val="Heading1"/>
+      </w:pPr>
+      <w:r>
+        <w:t>Відхилення сервісу від специфікації HTTP</w:t>
+      </w:r>
+    </w:p>
+    <w:p>
+      <w:pPr>
+        <w:pStyle w:val="Body"/>
+      </w:pPr>
+      <w:r>
+        <w:t>Сервіс restful-booker навмисно містить дефекти, бо створений для навчання. Тестування виявило шість місць, де код відповіді суперечить специфікації.</w:t>
+      </w:r>
+    </w:p>
+    <w:p>
+      <w:pPr>
+        <w:pStyle w:val="Body"/>
+      </w:pPr>
+      <w:r>
+        <w:t>Перевірка доступності повертає 201 замість 200, хоча нічого не створює. Запит маркера з неправильним паролем повертає 200 і повідомляє про відмову лише полем у тілі, тоді як належав би 401. Створення бронювання з неповним тілом дає 500 замість 400, тобто сервіс подає помилку клієнта як власний збій.</w:t>
+      </w:r>
+    </w:p>
+    <w:p>
+      <w:pPr>
+        <w:pStyle w:val="Body"/>
+      </w:pPr>
+      <w:r>
+        <w:t>Запис без маркера доступу дає 403 замість 401: код 403 означає, що особа відома, але прав їй бракує, а тут даних для входу немає взагалі. Заміна та видалення відсутнього ресурсу дають 405 замість 404. Видалення наявного бронювання повертає 201, хоча нічого не створює.</w:t>
+      </w:r>
+    </w:p>
+    <w:p>
+      <w:pPr>
+        <w:pStyle w:val="Body"/>
+      </w:pPr>
+      <w:r>
+        <w:t>Через це негативні сценарії там, де код сервісу суперечить специфікації, перевіряють сам факт відмови, а не конкретне число. Для порівняння Open-Meteo специфікації дотримується: на будь-який некоректний параметр він відповідає кодом 400 і пояснює причину у полі reason.</w:t>
+      </w:r>
+    </w:p>
+    <w:p>
+      <w:pPr>
+        <w:pStyle w:val="Heading1"/>
+      </w:pPr>
       <w:r>
         <w:lastRenderedPageBreak/>
-        <w:t>невідомий користувач не дають нічого, а заміна, зміна та видалення без маркера не проходять і запису не змінюють.</w:t>
+        <w:t>Висновки</w:t>
       </w:r>
     </w:p>
     <w:p>
@@ -1491,7 +1655,7 @@
         <w:pStyle w:val="Body"/>
       </w:pPr>
       <w:r>
-        <w:t>Друге завдання перевіряє поточну погоду, довжину прогнозу, автоматичний часовий пояс та одиниці температури. Межі допустимих значень перевірено аналізом граничних значень: широта 90 і мінус 90 та довгота 180 приймаються, а 91, мінус 91 і 181 відхиляються з поясненням причини. Так само прогноз на 16 днів приймається, а на 17 відхиляється.</w:t>
+        <w:t>Виконано обидва завдання роботи. Для сервісу restful-booker перевірено операції типу CRUD разом із доступом до запису, для категорії Weather перевірено сервіс Open-Meteo. Набір із 29 тестів проходить повністю за 19,5 секунди.</w:t>
       </w:r>
     </w:p>
     <w:p>
@@ -1499,7 +1663,7 @@
         <w:pStyle w:val="Body"/>
       </w:pPr>
       <w:r>
-        <w:t>У кожному сценарії з таблицею змінюється рівно один параметр, решта умов стала. Так падіння одразу вказує на причину, а набір не містить повторів тих самих перевірок.</w:t>
+        <w:t>Запити виконує бібліотека RestSharp. Звернення до сервісів винесені в окремі класи клієнтів, тому кроки тестів не знають ні адрес ресурсів, ні формату тіла, і зміна контракту API зачіпає одне місце.</w:t>
       </w:r>
     </w:p>
     <w:p>
@@ -1507,15 +1671,7 @@
         <w:pStyle w:val="Body"/>
       </w:pPr>
       <w:r>
-        <w:t>Щоб переконатися, що тести справді перевіряють поведінку, у набір внесено дві навмисні помилки: змінено очікуваний часовий пояс і замінено метод PATCH на PUT. Прогін дав рівно два падіння саме у тих сценаріях, яких ці зміни стосуються. Після повернення вихідного стану всі тести знову пройшли.</w:t>
-      </w:r>
-    </w:p>
-    <w:p>
-      <w:pPr>
-        <w:pStyle w:val="Heading1"/>
-      </w:pPr>
-      <w:r>
-        <w:t>Відхилення сервісу від специфікації HTTP</w:t>
+        <w:t>Поведінку описано мовою Gherkin за методологією BDD, а SpecFlow звʼязує опис із кодом. Опис читається без знання програмування, тому придатний для узгодження очікуваної поведінки із замовником.</w:t>
       </w:r>
     </w:p>
     <w:p>
@@ -1523,86 +1679,19 @@
         <w:pStyle w:val="Body"/>
       </w:pPr>
       <w:r>
-        <w:t>Сервіс restful-booker навмисно містить дефекти, бо створений для навчання. Тестування виявило шість місць, де код відповіді суперечить специфікації.</w:t>
-      </w:r>
-    </w:p>
-    <w:p>
-      <w:pPr>
-        <w:pStyle w:val="Body"/>
-      </w:pPr>
-      <w:r>
-        <w:t>Перевірка доступності повертає 201 замість 200, хоча нічого не створює. Запит маркера з неправильним паролем повертає 200 і повідомляє про відмову лише полем у тілі, тоді як належав би 401. Створення бронювання з неповним тілом дає 500 замість 400, тобто сервіс подає помилку клієнта як власний збій.</w:t>
-      </w:r>
-    </w:p>
-    <w:p>
-      <w:pPr>
-        <w:pStyle w:val="Body"/>
-      </w:pPr>
-      <w:r>
-        <w:t xml:space="preserve">Запис без маркера доступу дає 403 замість 401: код 403 означає, що особа відома, але прав їй бракує, а тут даних для входу немає взагалі. Заміна </w:t>
-      </w:r>
-      <w:r>
-        <w:lastRenderedPageBreak/>
-        <w:t>та видалення відсутнього ресурсу дають 405 замість 404. Видалення наявного бронювання повертає 201, хоча нічого не створює.</w:t>
-      </w:r>
-    </w:p>
-    <w:p>
-      <w:pPr>
-        <w:pStyle w:val="Body"/>
-      </w:pPr>
-      <w:r>
-        <w:t>Через це негативні сценарії там, де код сервісу суперечить специфікації, перевіряють сам факт відмови, а не конкретне число. Для порівняння Open-Meteo специфікації дотримується: на будь-який некоректний параметр він відповідає кодом 400 і пояснює причину у полі reason.</w:t>
-      </w:r>
-    </w:p>
-    <w:p>
-      <w:pPr>
-        <w:pStyle w:val="Heading1"/>
-      </w:pPr>
-      <w:r>
-        <w:t>Висновки</w:t>
-      </w:r>
-    </w:p>
-    <w:p>
-      <w:pPr>
-        <w:pStyle w:val="Body"/>
-      </w:pPr>
-      <w:r>
-        <w:t>Виконано обидва завдання роботи. Для сервісу restful-booker перевірено операції типу CRUD разом із доступом до запису, для категорії Weather перевірено сервіс Open-Meteo. Набір із 29 тестів проходить повністю за 19,5 секунди.</w:t>
-      </w:r>
-    </w:p>
-    <w:p>
-      <w:pPr>
-        <w:pStyle w:val="Body"/>
-      </w:pPr>
-      <w:r>
-        <w:t>Запити виконує бібліотека RestSharp. Звернення до сервісів винесені в окремі класи клієнтів, тому кроки тестів не знають ні адрес ресурсів, ні формату тіла, і зміна контракту API зачіпає одне місце.</w:t>
-      </w:r>
-    </w:p>
-    <w:p>
-      <w:pPr>
-        <w:pStyle w:val="Body"/>
-      </w:pPr>
-      <w:r>
-        <w:t>Поведінку описано мовою Gherkin за методологією BDD, а SpecFlow звʼязує опис із кодом. Опис читається без знання програмування, тому придатний для узгодження очікуваної поведінки із замовником.</w:t>
-      </w:r>
-    </w:p>
-    <w:p>
-      <w:pPr>
-        <w:pStyle w:val="Body"/>
-      </w:pPr>
-      <w:r>
         <w:t>Тестування показало, що сервіс restful-booker у шести місцях відповідає кодами, які суперечать специфікації HTTP. Це підтверджує, що перевірка коду відповіді є окремою потрібною перевіркою, а не формальністю.</w:t>
       </w:r>
     </w:p>
     <w:sectPr>
-      <w:footerReference w:type="even" r:id="rId9"/>
-      <w:footerReference w:type="default" r:id="rId10"/>
-      <w:footerReference w:type="first" r:id="rId11"/>
-      <w:pgSz w:w="10320" w:h="14570"/>
+      <w:footerReference w:type="even" r:id="rId10"/>
+      <w:footerReference w:type="default" r:id="rId11"/>
+      <w:footerReference w:type="first" r:id="rId12"/>
+      <w:pgSz w:w="11906" w:h="16838" w:code="9"/>
       <w:pgMar w:top="1134" w:right="850" w:bottom="1134" w:left="1701" w:header="708" w:footer="708" w:gutter="0"/>
       <w:pgNumType w:start="1"/>
       <w:cols w:space="720"/>
       <w:titlePg/>
+      <w:docGrid w:linePitch="299"/>
     </w:sectPr>
   </w:body>
 </w:document>
